--- a/Robeco/Cover Letter -  Christopher (Christy) Bruce.docx
+++ b/Robeco/Cover Letter -  Christopher (Christy) Bruce.docx
@@ -25,19 +25,7 @@
           <w:rPr>
             <w:rStyle w:val="Hyperlink"/>
           </w:rPr>
-          <w:t>Leonar</w:t>
-        </w:r>
-        <w:r>
-          <w:rPr>
-            <w:rStyle w:val="Hyperlink"/>
-          </w:rPr>
-          <w:t>d</w:t>
-        </w:r>
-        <w:r>
-          <w:rPr>
-            <w:rStyle w:val="Hyperlink"/>
-          </w:rPr>
-          <w:t xml:space="preserve">o Research Centre </w:t>
+          <w:t xml:space="preserve">Leonardo Research Centre </w:t>
         </w:r>
         <w:r>
           <w:rPr>
@@ -49,19 +37,7 @@
           <w:rPr>
             <w:rStyle w:val="Hyperlink"/>
           </w:rPr>
-          <w:t>Business for Societ</w:t>
-        </w:r>
-        <w:r>
-          <w:rPr>
-            <w:rStyle w:val="Hyperlink"/>
-          </w:rPr>
-          <w:t>y</w:t>
-        </w:r>
-        <w:r>
-          <w:rPr>
-            <w:rStyle w:val="Hyperlink"/>
-          </w:rPr>
-          <w:t>.</w:t>
+          <w:t>Business for Society.</w:t>
         </w:r>
       </w:hyperlink>
       <w:r>
@@ -76,40 +52,34 @@
         <w:t>clients</w:t>
       </w:r>
       <w:r>
-        <w:t>, building sustainability-innovation indices scheduled for public listing in the Japanese market.</w:t>
+        <w:t xml:space="preserve">, building sustainability-innovation indices scheduled for public listing in the Japanese market. </w:t>
+      </w:r>
+      <w:r>
+        <w:t>My r</w:t>
+      </w:r>
+      <w:r>
+        <w:t xml:space="preserve">esearch on alpha and sustainability company-maturity </w:t>
+      </w:r>
+      <w:r>
+        <w:t>signals from text-derived company initiatives, linking corporate actions, SDGs and stakeholders for equity index design</w:t>
+      </w:r>
+      <w:r>
+        <w:t xml:space="preserve">, is highly relevant for </w:t>
+      </w:r>
+      <w:r>
+        <w:t>this</w:t>
+      </w:r>
+      <w:r>
+        <w:t xml:space="preserve"> role</w:t>
+      </w:r>
+      <w:r>
+        <w:t>.</w:t>
       </w:r>
       <w:r>
         <w:t xml:space="preserve"> </w:t>
       </w:r>
       <w:r>
-        <w:t>My r</w:t>
-      </w:r>
-      <w:r>
-        <w:t xml:space="preserve">esearch on alpha and sustainability company-maturity </w:t>
-      </w:r>
-      <w:r>
-        <w:t>signals from text-derived company initiatives, linking corporate actions, SDGs and stakeholders for equity index design</w:t>
-      </w:r>
-      <w:r>
-        <w:t xml:space="preserve">, is highly relevant for </w:t>
-      </w:r>
-      <w:r>
-        <w:t>this</w:t>
-      </w:r>
-      <w:r>
-        <w:t xml:space="preserve"> role</w:t>
-      </w:r>
-      <w:r>
-        <w:t>.</w:t>
-      </w:r>
-      <w:r>
-        <w:t xml:space="preserve"> </w:t>
-      </w:r>
-      <w:r>
-        <w:t xml:space="preserve">I </w:t>
-      </w:r>
-      <w:r>
-        <w:t>have co-authored a working paper</w:t>
+        <w:t>I have co-authored a working paper</w:t>
       </w:r>
       <w:r>
         <w:t xml:space="preserve">, </w:t>
@@ -187,48 +157,33 @@
         <w:t xml:space="preserve"> distances.</w:t>
       </w:r>
       <w:r>
-        <w:t xml:space="preserve"> I p</w:t>
-      </w:r>
-      <w:r>
-        <w:t xml:space="preserve">resented my </w:t>
-      </w:r>
-      <w:r>
-        <w:t>thesis</w:t>
+        <w:t xml:space="preserve"> I presented my thesis </w:t>
+      </w:r>
+      <w:r>
+        <w:t>at</w:t>
+      </w:r>
+      <w:r>
+        <w:t xml:space="preserve"> the </w:t>
+      </w:r>
+      <w:proofErr w:type="spellStart"/>
+      <w:r>
+        <w:t>NetSci</w:t>
+      </w:r>
+      <w:proofErr w:type="spellEnd"/>
+      <w:r>
+        <w:t xml:space="preserve"> conference 2026</w:t>
+      </w:r>
+      <w:r>
+        <w:t>,</w:t>
       </w:r>
       <w:r>
         <w:t xml:space="preserve"> </w:t>
       </w:r>
       <w:r>
-        <w:t>at</w:t>
-      </w:r>
-      <w:r>
-        <w:t xml:space="preserve"> the </w:t>
-      </w:r>
-      <w:proofErr w:type="spellStart"/>
-      <w:r>
-        <w:t>NetSci</w:t>
-      </w:r>
-      <w:proofErr w:type="spellEnd"/>
-      <w:r>
-        <w:t xml:space="preserve"> conference </w:t>
-      </w:r>
-      <w:r>
-        <w:t>2026</w:t>
-      </w:r>
-      <w:r>
-        <w:t>,</w:t>
-      </w:r>
-      <w:r>
-        <w:t xml:space="preserve"> </w:t>
-      </w:r>
-      <w:r>
         <w:t>to</w:t>
       </w:r>
       <w:r>
-        <w:t xml:space="preserve"> an audience of over 50 professionals</w:t>
-      </w:r>
-      <w:r>
-        <w:t>.</w:t>
+        <w:t xml:space="preserve"> an audience of over 50 professionals.</w:t>
       </w:r>
     </w:p>
     <w:p>
@@ -239,80 +194,68 @@
         <w:t xml:space="preserve">van Brakel </w:t>
       </w:r>
       <w:r>
-        <w:t>described</w:t>
+        <w:t xml:space="preserve">described </w:t>
+      </w:r>
+      <w:r>
+        <w:t>the Indices team as functioning "like a start-up", growing from</w:t>
+      </w:r>
+      <w:r>
+        <w:t xml:space="preserve"> EUR</w:t>
+      </w:r>
+      <w:r>
+        <w:t xml:space="preserve"> 8B to </w:t>
+      </w:r>
+      <w:r>
+        <w:t xml:space="preserve">EUR </w:t>
+      </w:r>
+      <w:r>
+        <w:t xml:space="preserve">110B </w:t>
+      </w:r>
+      <w:proofErr w:type="spellStart"/>
+      <w:r>
+        <w:t>AuA</w:t>
+      </w:r>
+      <w:proofErr w:type="spellEnd"/>
+      <w:r>
+        <w:t xml:space="preserve">, while having an academic approach to research. This resonates </w:t>
+      </w:r>
+      <w:r>
+        <w:t>with</w:t>
+      </w:r>
+      <w:r>
+        <w:t xml:space="preserve"> me: our </w:t>
+      </w:r>
+      <w:r>
+        <w:t xml:space="preserve">Imperial </w:t>
+      </w:r>
+      <w:r>
+        <w:t>research</w:t>
+      </w:r>
+      <w:r>
+        <w:t xml:space="preserve"> lab is </w:t>
+      </w:r>
+      <w:r>
+        <w:t xml:space="preserve">fast-evolving, </w:t>
+      </w:r>
+      <w:r>
+        <w:t>highly ambitious</w:t>
+      </w:r>
+      <w:r>
+        <w:t xml:space="preserve">, collaborative </w:t>
+      </w:r>
+      <w:r>
+        <w:t xml:space="preserve">and entrepreneurial, with an exponential growth mindset, aiming for top clients and journals – a </w:t>
+      </w:r>
+      <w:r>
+        <w:t>culture</w:t>
+      </w:r>
+      <w:r>
+        <w:t xml:space="preserve"> where I am already thriving.</w:t>
       </w:r>
       <w:r>
         <w:t xml:space="preserve"> </w:t>
       </w:r>
       <w:r>
-        <w:t>the Indices team as functioning "like a start-up", growing</w:t>
-      </w:r>
-      <w:r>
-        <w:t xml:space="preserve"> </w:t>
-      </w:r>
-      <w:r>
-        <w:t>from</w:t>
-      </w:r>
-      <w:r>
-        <w:t xml:space="preserve"> EUR</w:t>
-      </w:r>
-      <w:r>
-        <w:t xml:space="preserve"> 8B to </w:t>
-      </w:r>
-      <w:r>
-        <w:t xml:space="preserve">EUR </w:t>
-      </w:r>
-      <w:r>
-        <w:t xml:space="preserve">110B </w:t>
-      </w:r>
-      <w:proofErr w:type="spellStart"/>
-      <w:r>
-        <w:t>AuA</w:t>
-      </w:r>
-      <w:proofErr w:type="spellEnd"/>
-      <w:r>
-        <w:t xml:space="preserve">, while having an academic approach to research. This resonates </w:t>
-      </w:r>
-      <w:r>
-        <w:t>with</w:t>
-      </w:r>
-      <w:r>
-        <w:t xml:space="preserve"> me: our</w:t>
-      </w:r>
-      <w:r>
-        <w:t xml:space="preserve"> </w:t>
-      </w:r>
-      <w:r>
-        <w:t xml:space="preserve">Imperial </w:t>
-      </w:r>
-      <w:r>
-        <w:t>research</w:t>
-      </w:r>
-      <w:r>
-        <w:t xml:space="preserve"> lab is </w:t>
-      </w:r>
-      <w:r>
-        <w:t xml:space="preserve">fast-evolving, </w:t>
-      </w:r>
-      <w:r>
-        <w:t>highly ambitious</w:t>
-      </w:r>
-      <w:r>
-        <w:t xml:space="preserve">, collaborative </w:t>
-      </w:r>
-      <w:r>
-        <w:t xml:space="preserve">and entrepreneurial, with an exponential growth mindset, aiming for top clients and journals – a </w:t>
-      </w:r>
-      <w:r>
-        <w:t>culture</w:t>
-      </w:r>
-      <w:r>
-        <w:t xml:space="preserve"> where I am already thriving.</w:t>
-      </w:r>
-      <w:r>
-        <w:t xml:space="preserve"> </w:t>
-      </w:r>
-      <w:r>
         <w:t xml:space="preserve">Speaking with Harald Lohre </w:t>
       </w:r>
       <w:r>
@@ -331,7 +274,13 @@
         <w:t>s</w:t>
       </w:r>
       <w:r>
-        <w:t xml:space="preserve"> call, I came to understand what makes Robeco</w:t>
+        <w:t xml:space="preserve"> call</w:t>
+      </w:r>
+      <w:r>
+        <w:t xml:space="preserve"> about a prospective PhD in Lancaster</w:t>
+      </w:r>
+      <w:r>
+        <w:t>, I came to understand what makes Robeco</w:t>
       </w:r>
       <w:r>
         <w:t xml:space="preserve"> ideal for me</w:t>
@@ -355,28 +304,13 @@
         <w:t xml:space="preserve"> to apply</w:t>
       </w:r>
       <w:r>
-        <w:t>.</w:t>
-      </w:r>
-      <w:r>
-        <w:t xml:space="preserve"> </w:t>
+        <w:t xml:space="preserve">. </w:t>
       </w:r>
       <w:r>
         <w:t xml:space="preserve">Moreover, </w:t>
       </w:r>
       <w:r>
-        <w:t xml:space="preserve">I </w:t>
-      </w:r>
-      <w:r>
-        <w:t>am a resident</w:t>
-      </w:r>
-      <w:r>
-        <w:t xml:space="preserve"> </w:t>
-      </w:r>
-      <w:r>
-        <w:t>of</w:t>
-      </w:r>
-      <w:r>
-        <w:t xml:space="preserve"> Amsterdam, so Rotterdam is a straightforward commute.</w:t>
+        <w:t>I am a resident of Amsterdam, so Rotterdam is a straightforward commute.</w:t>
       </w:r>
     </w:p>
     <w:p>
@@ -409,6 +343,7 @@
     </w:p>
     <w:p>
       <w:r>
+        <w:lastRenderedPageBreak/>
         <w:t>Christy</w:t>
       </w:r>
       <w:r>
@@ -1301,6 +1236,7 @@
   <w:style w:type="character" w:default="1" w:styleId="DefaultParagraphFont">
     <w:name w:val="Default Paragraph Font"/>
     <w:uiPriority w:val="1"/>
+    <w:semiHidden/>
     <w:unhideWhenUsed/>
   </w:style>
   <w:style w:type="table" w:default="1" w:styleId="TableNormal">
